--- a/docs/PV-AgentCore-Regulatory-Adherence.docx
+++ b/docs/PV-AgentCore-Regulatory-Adherence.docx
@@ -2247,7 +2247,7 @@
                 <w:sz w:val="19"/>
                 <w:szCs w:val="19"/>
               </w:rPr>
-              <w:t xml:space="preserve">Reproducible, manifest-driven infrastructure-as-code and a 30-check governance test harness that runs in ENFORCE mode, plus a reusable red-team harness (7/7 — governance holds under attack).</w:t>
+              <w:t xml:space="preserve">Reproducible, manifest-driven infrastructure-as-code and a 32-check governance test harness that runs in ENFORCE mode, plus a reusable red-team harness (7/7 — governance holds under attack).</w:t>
             </w:r>
           </w:p>
         </w:tc>
@@ -2451,7 +2451,7 @@
               <w:spacing w:after="20" w:line="258"/>
             </w:pPr>
             <w:r>
-              <w:t xml:space="preserve">In ENFORCE mode: a reviewer's request to self-approve is blocked as a separation-of-duties violation; a different qualified person's approval succeeds; the submission finalizes only after approval; and re-using the token is rejected. Proven across 30/30 governance checks and a 7/7 red-team harness.</w:t>
+              <w:t xml:space="preserve">In ENFORCE mode: a reviewer's request to self-approve is blocked as a separation-of-duties violation; a different qualified person's approval succeeds; the submission finalizes only after approval; and re-using the token is rejected. Proven across 32/32 governance checks and a 7/7 red-team harness.</w:t>
             </w:r>
           </w:p>
         </w:tc>
@@ -2866,7 +2866,7 @@
                 <w:sz w:val="19"/>
                 <w:szCs w:val="19"/>
               </w:rPr>
-              <w:t xml:space="preserve">Reproducible IaC + the 30-check governance harness (7/7 red-team)</w:t>
+              <w:t xml:space="preserve">Reproducible IaC + the 32-check governance harness (7/7 red-team)</w:t>
             </w:r>
           </w:p>
         </w:tc>

--- a/docs/PV-AgentCore-Regulatory-Adherence.docx
+++ b/docs/PV-AgentCore-Regulatory-Adherence.docx
@@ -340,7 +340,7 @@
     </w:p>
     <w:p>
       <w:r>
-        <w:t xml:space="preserve">Pharmacovigilance intake decides whether an adverse-event report is a serious ICSR, how fast it must reach the regulator, and how it is coded and narrated. When an adverse-event source arrives, a regulated workflow runs: intake the non-PHI decision fields, pull authoritative FAERS background, de-identify PHI, assess ICH E2B(R3) seriousness and the reporting clock (expedited 15-day vs. periodic vs. routine), draft a CIOMS/ICSR narrative, obtain a qualified person's review and sign-off, and commit the submission to the safety system of record.</w:t>
+        <w:t xml:space="preserve">Pharmacovigilance intake decides whether an adverse-event report is a serious ICSR, how fast it must reach the regulator, and how it is coded and narrated. When an adverse-event source arrives, a regulated workflow runs: intake the non-PHI decision fields, pull non-authoritative FAERS reference background, de-identify PHI, assess ICH E2B(R3) seriousness and the reporting clock (expedited 15-day vs. periodic vs. routine), draft a CIOMS/ICSR narrative, obtain a qualified person's review and sign-off, and commit the submission to the safety system of record.</w:t>
       </w:r>
     </w:p>
     <w:p>
@@ -925,7 +925,7 @@
                 <w:sz w:val="19"/>
                 <w:szCs w:val="19"/>
               </w:rPr>
-              <w:t xml:space="preserve">Authoritative safety background</w:t>
+              <w:t xml:space="preserve">Non-authoritative safety background (fail-closed)</w:t>
             </w:r>
           </w:p>
         </w:tc>
@@ -949,7 +949,7 @@
                 <w:sz w:val="19"/>
                 <w:szCs w:val="19"/>
               </w:rPr>
-              <w:t xml:space="preserve">openfda_lookup fetches aggregate, non-PHI FAERS background (report count + top MedDRA reaction terms) for the suspect product from the live openFDA drug-event API; it runs before masking (the drug name is non-PHI) and fails soft to a deterministic aggregate.</w:t>
+              <w:t xml:space="preserve">openfda_lookup fetches aggregate, non-PHI FAERS background (report count + top MedDRA reaction terms) for the suspect product from the live openFDA drug-event API; it runs before masking (the drug name is non-PHI). If the source is unavailable or returns no results it returns found:false / authoritative:false and NO substituted aggregate — it never fabricates background (P0-4). openFDA is reference data, not an authoritative safety source.</w:t>
             </w:r>
           </w:p>
         </w:tc>
@@ -973,7 +973,7 @@
                 <w:sz w:val="19"/>
                 <w:szCs w:val="19"/>
               </w:rPr>
-              <w:t xml:space="preserve">The FAERS background attached to the case; sponsor owns signal interpretation and the licensed MedDRA/WHODrug coding.</w:t>
+              <w:t xml:space="preserve">The FAERS background attached to the case, stamped with its provenance; sponsor owns signal interpretation and the licensed MedDRA/WHODrug coding.</w:t>
             </w:r>
           </w:p>
         </w:tc>
@@ -1474,7 +1474,7 @@
                 <w:sz w:val="19"/>
                 <w:szCs w:val="19"/>
               </w:rPr>
-              <w:t xml:space="preserve">Comprehend detection; demo proves PHI redaction and the fail-closed path (deidentified=false is refused).</w:t>
+              <w:t xml:space="preserve">Comprehend detection; masking is proven by a server-signed sanitized_ref bound to the content — a caller-supplied deidentified boolean is refused outright, whether true or false (P0-1).</w:t>
             </w:r>
           </w:p>
         </w:tc>
@@ -1598,7 +1598,7 @@
                 <w:sz w:val="19"/>
                 <w:szCs w:val="19"/>
               </w:rPr>
-              <w:t xml:space="preserve">Every governed action writes a tamper-evident record capturing INTENT → COMMITTED with a content hash and timestamp; duplicates are rejected.</w:t>
+              <w:t xml:space="preserve">Every governed action writes a tamper-evident record capturing INTENT → COMMITTED with a SHA-256 hash of the action payload and a timestamp, chained to the prior entry by a server-read head and an atomic compare-and-swap so concurrent writers cannot fork the chain; duplicates are rejected. Note: the hash covers the action payload, not the clinical narrative being approved.</w:t>
             </w:r>
           </w:p>
         </w:tc>
@@ -1622,7 +1622,7 @@
                 <w:sz w:val="19"/>
                 <w:szCs w:val="19"/>
               </w:rPr>
-              <w:t xml:space="preserve">The pv-audit ledger + WORM bucket; demo proves write-once + duplicate rejection.</w:t>
+              <w:t xml:space="preserve">The pv-audit ledger + WORM bucket; tests prove append-only, chain integrity and duplicate rejection.</w:t>
             </w:r>
           </w:p>
         </w:tc>
@@ -2075,7 +2075,7 @@
                 <w:sz w:val="19"/>
                 <w:szCs w:val="19"/>
               </w:rPr>
-              <w:t xml:space="preserve">Signature / separation of duties (Part 11)</w:t>
+              <w:t xml:space="preserve">Separation of duties at sign-off (supports Part 11 §11.10(d))</w:t>
             </w:r>
           </w:p>
         </w:tc>
@@ -2099,7 +2099,7 @@
                 <w:sz w:val="19"/>
                 <w:szCs w:val="19"/>
               </w:rPr>
-              <w:t xml:space="preserve">The submission is committed only by a different qualified person through a Step Functions gate, with a bound, single-use token — an attributable, second-person authorization.</w:t>
+              <w:t xml:space="preserve">The submission is committed only by a different qualified person through a Step Functions waitForTaskToken gate, with a bound, single-use token. Identity is taken from a JWKS-verified token, never from the request body, and denials are written to the ledger.</w:t>
             </w:r>
           </w:p>
         </w:tc>
@@ -2123,7 +2123,7 @@
                 <w:sz w:val="19"/>
                 <w:szCs w:val="19"/>
               </w:rPr>
-              <w:t xml:space="preserve">Live; sponsor maps the qualified-person signature authority.</w:t>
+              <w:t xml:space="preserve">Implemented and live-validated. NOT yet implemented: §11.70 signature-to-record binding (the approval hash covers approval metadata, not the approved narrative), §11.50 signature manifestation (printed name / meaning of signature), and §11.200 two-component signing. See docs/PART-11-MAPPING.md — these are open gaps, not sponsor-owned items.</w:t>
             </w:r>
           </w:p>
         </w:tc>
@@ -2247,7 +2247,7 @@
                 <w:sz w:val="19"/>
                 <w:szCs w:val="19"/>
               </w:rPr>
-              <w:t xml:space="preserve">Reproducible, manifest-driven infrastructure-as-code and a 32-check governance test harness that runs in ENFORCE mode, plus a reusable red-team harness (7/7 — governance holds under attack).</w:t>
+              <w:t xml:space="preserve">Reproducible, manifest-driven infrastructure-as-code with pinned CDK versions, a 121-test offline suite including 23 CDK security assertions, and a live clean-account validation run with captured evidence. These are engineering artifacts that SUPPORT a validation effort; they are not a validation package.</w:t>
             </w:r>
           </w:p>
         </w:tc>
@@ -2285,7 +2285,7 @@
                 <w:sz w:val="19"/>
                 <w:szCs w:val="19"/>
               </w:rPr>
-              <w:t xml:space="preserve">the CSV/CSA validation package, IQ/OQ/PQ, and authorization to operate.</w:t>
+              <w:t xml:space="preserve">the CSV/CSA validation package, IQ/OQ/PQ, SOPs, training, change control, and authorization to operate.</w:t>
             </w:r>
           </w:p>
         </w:tc>
@@ -2443,7 +2443,7 @@
                 <w:sz w:val="20"/>
                 <w:szCs w:val="20"/>
               </w:rPr>
-              <w:t xml:space="preserve">Proven live</w:t>
+              <w:t xml:space="preserve">Demonstrated on a live clean account</w:t>
             </w:r>
           </w:p>
           <w:p>
@@ -2451,7 +2451,7 @@
               <w:spacing w:after="20" w:line="258"/>
             </w:pPr>
             <w:r>
-              <w:t xml:space="preserve">In ENFORCE mode: a reviewer's request to self-approve is blocked as a separation-of-duties violation; a different qualified person's approval succeeds; the submission finalizes only after approval; and re-using the token is rejected. Proven across 32/32 governance checks and a 7/7 red-team harness.</w:t>
+              <w:t xml:space="preserve">With Cedar in ENFORCE mode: a reviewer's request to self-approve is blocked as a separation-of-duties violation; a different qualified person's approval succeeds; the submission finalizes only after approval; and re-using the token is rejected. Validated on a clean AWS account (pv-val2, 2026-07-28) and covered by a 121-test offline suite including 23 CDK security assertions. Evidence: evidence/EP1-VALIDATION.md. This is author-produced evidence on synthetic data; no independent audit or penetration test has been performed.</w:t>
             </w:r>
           </w:p>
         </w:tc>
@@ -2866,7 +2866,7 @@
                 <w:sz w:val="19"/>
                 <w:szCs w:val="19"/>
               </w:rPr>
-              <w:t xml:space="preserve">Reproducible IaC + the 32-check governance harness (7/7 red-team)</w:t>
+              <w:t xml:space="preserve">Reproducible IaC + the 121-test offline suite (23 CDK security assertions)</w:t>
             </w:r>
           </w:p>
         </w:tc>

--- a/docs/PV-AgentCore-Regulatory-Adherence.docx
+++ b/docs/PV-AgentCore-Regulatory-Adherence.docx
@@ -2247,7 +2247,7 @@
                 <w:sz w:val="19"/>
                 <w:szCs w:val="19"/>
               </w:rPr>
-              <w:t xml:space="preserve">Reproducible, manifest-driven infrastructure-as-code with pinned CDK versions, a 121-test offline suite including 23 CDK security assertions, and a live clean-account validation run with captured evidence. These are engineering artifacts that SUPPORT a validation effort; they are not a validation package.</w:t>
+              <w:t xml:space="preserve">Reproducible, manifest-driven infrastructure-as-code with pinned CDK versions, a 124-test offline suite including 23 CDK security assertions, and a live clean-account validation run with captured evidence. These are engineering artifacts that SUPPORT a validation effort; they are not a validation package.</w:t>
             </w:r>
           </w:p>
         </w:tc>
@@ -2451,7 +2451,7 @@
               <w:spacing w:after="20" w:line="258"/>
             </w:pPr>
             <w:r>
-              <w:t xml:space="preserve">With Cedar in ENFORCE mode: a reviewer's request to self-approve is blocked as a separation-of-duties violation; a different qualified person's approval succeeds; the submission finalizes only after approval; and re-using the token is rejected. Validated on a clean AWS account (pv-val2, 2026-07-28) and covered by a 121-test offline suite including 23 CDK security assertions. Evidence: evidence/EP1-VALIDATION.md. This is author-produced evidence on synthetic data; no independent audit or penetration test has been performed.</w:t>
+              <w:t xml:space="preserve">With Cedar in ENFORCE mode: a reviewer's request to self-approve is blocked as a separation-of-duties violation; a different qualified person's approval succeeds; the submission finalizes only after approval; and re-using the token is rejected. Validated on a clean AWS account (pv-val2, 2026-07-28) and covered by a 124-test offline suite including 23 CDK security assertions. Evidence: evidence/EP1-VALIDATION.md. This is author-produced evidence on synthetic data; no independent audit or penetration test has been performed.</w:t>
             </w:r>
           </w:p>
         </w:tc>
@@ -2866,7 +2866,7 @@
                 <w:sz w:val="19"/>
                 <w:szCs w:val="19"/>
               </w:rPr>
-              <w:t xml:space="preserve">Reproducible IaC + the 121-test offline suite (23 CDK security assertions)</w:t>
+              <w:t xml:space="preserve">Reproducible IaC + the 124-test offline suite (23 CDK security assertions)</w:t>
             </w:r>
           </w:p>
         </w:tc>

--- a/docs/PV-AgentCore-Regulatory-Adherence.docx
+++ b/docs/PV-AgentCore-Regulatory-Adherence.docx
@@ -2247,7 +2247,7 @@
                 <w:sz w:val="19"/>
                 <w:szCs w:val="19"/>
               </w:rPr>
-              <w:t xml:space="preserve">Reproducible, manifest-driven infrastructure-as-code with pinned CDK versions, a 124-test offline suite including 23 CDK security assertions, and a live clean-account validation run with captured evidence. These are engineering artifacts that SUPPORT a validation effort; they are not a validation package.</w:t>
+              <w:t xml:space="preserve">Reproducible, manifest-driven infrastructure-as-code with pinned CDK versions, a 144-test offline suite including 23 CDK security assertions, and a live clean-account validation run with captured evidence. These are engineering artifacts that SUPPORT a validation effort; they are not a validation package.</w:t>
             </w:r>
           </w:p>
         </w:tc>
@@ -2451,7 +2451,7 @@
               <w:spacing w:after="20" w:line="258"/>
             </w:pPr>
             <w:r>
-              <w:t xml:space="preserve">With Cedar in ENFORCE mode: a reviewer's request to self-approve is blocked as a separation-of-duties violation; a different qualified person's approval succeeds; the submission finalizes only after approval; and re-using the token is rejected. Validated on a clean AWS account (pv-val2, 2026-07-28) and covered by a 124-test offline suite including 23 CDK security assertions. Evidence: evidence/EP1-VALIDATION.md. This is author-produced evidence on synthetic data; no independent audit or penetration test has been performed.</w:t>
+              <w:t xml:space="preserve">With Cedar in ENFORCE mode: a reviewer's request to self-approve is blocked as a separation-of-duties violation; a different qualified person's approval succeeds; the submission finalizes only after approval; and re-using the token is rejected. Validated on a clean AWS account (pv-val2, 2026-07-28) and covered by a 144-test offline suite including 23 CDK security assertions. Evidence: evidence/EP1-VALIDATION.md. This is author-produced evidence on synthetic data; no independent audit or penetration test has been performed.</w:t>
             </w:r>
           </w:p>
         </w:tc>
@@ -2866,7 +2866,7 @@
                 <w:sz w:val="19"/>
                 <w:szCs w:val="19"/>
               </w:rPr>
-              <w:t xml:space="preserve">Reproducible IaC + the 124-test offline suite (23 CDK security assertions)</w:t>
+              <w:t xml:space="preserve">Reproducible IaC + the 144-test offline suite (23 CDK security assertions)</w:t>
             </w:r>
           </w:p>
         </w:tc>

--- a/docs/PV-AgentCore-Regulatory-Adherence.docx
+++ b/docs/PV-AgentCore-Regulatory-Adherence.docx
@@ -2247,7 +2247,7 @@
                 <w:sz w:val="19"/>
                 <w:szCs w:val="19"/>
               </w:rPr>
-              <w:t xml:space="preserve">Reproducible, manifest-driven infrastructure-as-code with pinned CDK versions, a 144-test offline suite including 23 CDK security assertions, and a live clean-account validation run with captured evidence. These are engineering artifacts that SUPPORT a validation effort; they are not a validation package.</w:t>
+              <w:t xml:space="preserve">Reproducible, manifest-driven infrastructure-as-code with pinned CDK versions, a 346-test offline suite including 48 CDK security assertions, and a live clean-account validation run with captured evidence. These are engineering artifacts that SUPPORT a validation effort; they are not a validation package.</w:t>
             </w:r>
           </w:p>
         </w:tc>
@@ -2451,7 +2451,7 @@
               <w:spacing w:after="20" w:line="258"/>
             </w:pPr>
             <w:r>
-              <w:t xml:space="preserve">With Cedar in ENFORCE mode: a reviewer's request to self-approve is blocked as a separation-of-duties violation; a different qualified person's approval succeeds; the submission finalizes only after approval; and re-using the token is rejected. Validated on a clean AWS account (pv-val2, 2026-07-28) and covered by a 144-test offline suite including 23 CDK security assertions. Evidence: evidence/EP1-VALIDATION.md. This is author-produced evidence on synthetic data; no independent audit or penetration test has been performed.</w:t>
+              <w:t xml:space="preserve">With Cedar in ENFORCE mode: a reviewer's request to self-approve is blocked as a separation-of-duties violation; a different qualified person's approval succeeds; the submission finalizes only after approval; and re-using the token is rejected. Validated on a clean AWS account (pv-val2, 2026-07-28) and covered by a 346-test offline suite including 48 CDK security assertions. Evidence: evidence/EP1-VALIDATION.md. This is author-produced evidence on synthetic data; no independent audit or penetration test has been performed.</w:t>
             </w:r>
           </w:p>
         </w:tc>
@@ -2866,7 +2866,7 @@
                 <w:sz w:val="19"/>
                 <w:szCs w:val="19"/>
               </w:rPr>
-              <w:t xml:space="preserve">Reproducible IaC + the 144-test offline suite (23 CDK security assertions)</w:t>
+              <w:t xml:space="preserve">Reproducible IaC + the 346-test offline suite (48 CDK security assertions)</w:t>
             </w:r>
           </w:p>
         </w:tc>
